--- a/ПИМ_Упрощённая_монополия.docx
+++ b/ПИМ_Упрощённая_монополия.docx
@@ -479,7 +479,7 @@
         <w:rPr>
           <w:b w:val="0"/>
         </w:rPr>
-        <w:t>Первый проверяющий устанавливает объекты игры в своей существующей схеме Oracle. Второй подключается к той же схеме с помощью полученного файла подключения. В приложении проверяющие используют разные игровые аккаунты.</w:t>
+        <w:t xml:space="preserve">Первый проверяющий устанавливает объекты игры в своей существующей схеме Oracle. Оба участника указывают одинаковые параметры подключения ORACLE_USER, ORACLE_PASSWORD и ORACLE_DSN в файле .env на своих компьютерах. В приложении проверяющие используют разные игровые аккаунты. Второй участник установку объектов базы данных не выполняет.</w:t>
       </w:r>
     </w:p>
     <w:p>
@@ -574,7 +574,7 @@
         <w:ind w:left="283" w:hanging="283"/>
       </w:pPr>
       <w:r>
-        <w:t>• Первый участник запускает «1_Создать_базу_и_играть.bat», второй — «2_Подключиться_и_играть.bat». Батники автоматически готовят окружение и запускают приложение.</w:t>
+        <w:t xml:space="preserve">• На каждом рабочем месте батник «1_Подготовить_окружение.bat» создаёт виртуальное окружение .venv и устанавливает зависимости из requirements.txt.</w:t>
       </w:r>
     </w:p>
     <w:p>
@@ -582,7 +582,7 @@
         <w:ind w:left="283" w:hanging="283"/>
       </w:pPr>
       <w:r>
-        <w:t>• При первичной настройке первый участник вводит данные действующего подключения Oracle. Второй получает файл connection_for_player2.json и помещает его рядом с батниками.</w:t>
+        <w:t xml:space="preserve">• Параметры подключения к Oracle задаются в файле .env. Для совместной игры у всех участников должны совпадать ORACLE_USER, ORACLE_PASSWORD и ORACLE_DSN.</w:t>
       </w:r>
     </w:p>
     <w:p>
@@ -590,7 +590,15 @@
         <w:ind w:left="283" w:hanging="283"/>
       </w:pPr>
       <w:r>
-        <w:t>• Повторный запуск на готовой схеме не создаёт таблицы заново и сохраняет игровые данные. Конфликтующая или неполная схема вызывает остановку с диагностикой.</w:t>
+        <w:t xml:space="preserve">• Первый участник однократно устанавливает объекты игры в подготовленной схеме командой .venv\Scripts\python.exe -m database.install. После установки оба участника запускают приложение батником «2_Запустить_игру.bat».</w:t>
+      </w:r>
+    </w:p>
+    <w:p>
+      <w:pPr>
+        <w:ind w:left="283" w:hanging="283"/>
+      </w:pPr>
+      <w:r>
+        <w:t xml:space="preserve">• Повторный запуск приложения не переустанавливает объекты базы данных и сохраняет игровые данные. Повторная установка в схему с существующими объектами завершается ошибкой; автоматическое удаление объектов не выполняется.</w:t>
       </w:r>
     </w:p>
     <w:p>
@@ -947,7 +955,7 @@
         <w:ind w:left="283" w:hanging="283"/>
       </w:pPr>
       <w:r>
-        <w:t>• Два батника запуска, папка launcher и файл requirements.txt с закреплёнными версиями зависимостей.</w:t>
+        <w:t xml:space="preserve">• Батники «1_Подготовить_окружение.bat» и «2_Запустить_игру.bat», файл requirements.txt с закреплёнными версиями зависимостей и шаблон файла .env для настройки подключения.</w:t>
       </w:r>
     </w:p>
     <w:p>
@@ -971,7 +979,7 @@
         <w:ind w:left="283" w:hanging="283"/>
       </w:pPr>
       <w:r>
-        <w:t>• Файл подключения создаётся при установке и передаётся второму участнику отдельно. Пароль Oracle не включается в публичный комплект.</w:t>
+        <w:t xml:space="preserve">• В комплект включается файл .env с шаблонными параметрами подключения. Перед запуском проверяющие указывают данные своей общей схемы Oracle. Заполненный файл .env содержит пароль и не включается в публичный комплект.</w:t>
       </w:r>
     </w:p>
     <w:p>
@@ -991,7 +999,7 @@
         <w:rPr>
           <w:b w:val="0"/>
         </w:rPr>
-        <w:t>Средства испытаний: два рабочих места Windows с установленным Python 3.12 x64, доступом к общей Oracle и интернетом для первичной установки зависимостей. Для создания схемы нужны права CREATE TABLE, CREATE TYPE, CREATE PROCEDURE и квота на табличное пространство. Сервер Oracle и учётную запись предоставляет учебная среда; батники создают объекты игры внутри готовой схемы.</w:t>
+        <w:t xml:space="preserve">Средства испытаний: два рабочих места Windows с установленным Python 3.12 x64, доступом к общей базе данных Oracle и интернетом для первичной установки зависимостей. Для подключения и установки объектов игры нужны права CREATE SESSION, CREATE TABLE, CREATE TYPE, CREATE PROCEDURE и квота на табличное пространство. Сервер Oracle и существующую учётную запись предоставляет учебная среда. Батник «1_Подготовить_окружение.bat» подготавливает окружение Python; объекты игры внутри существующей схемы создаются отдельной командой .venv\Scripts\python.exe -m database.install.</w:t>
       </w:r>
     </w:p>
     <w:p>
@@ -1037,7 +1045,7 @@
         <w:ind w:left="283" w:hanging="283"/>
       </w:pPr>
       <w:r>
-        <w:t>• Первому участнику запустить батник № 1 и ввести параметры своей Oracle. Дождаться установки объектов и открытия окна игры.</w:t>
+        <w:t xml:space="preserve">• На каждом компьютере запустить «1_Подготовить_окружение.bat» и дождаться сообщения о готовности окружения.</w:t>
       </w:r>
     </w:p>
     <w:p>
@@ -1045,7 +1053,23 @@
         <w:ind w:left="283" w:hanging="283"/>
       </w:pPr>
       <w:r>
-        <w:t>• Передать созданный connection_for_player2.json второму участнику лично. Второму поместить файл рядом с батниками и запустить батник № 2.</w:t>
+        <w:t xml:space="preserve">• Открыть файл .env на каждом компьютере и указать одинаковые параметры ORACLE_USER, ORACLE_PASSWORD и ORACLE_DSN для подключения к общей схеме Oracle. Остальные параметры оставить без изменений.</w:t>
+      </w:r>
+    </w:p>
+    <w:p>
+      <w:pPr>
+        <w:ind w:left="283" w:hanging="283"/>
+      </w:pPr>
+      <w:r>
+        <w:t xml:space="preserve">• Только первому участнику, если объекты игры ещё не установлены, открыть командную строку в папке проекта и выполнить .venv\Scripts\python.exe -m database.install. Ожидаемое сообщение: «Схема установлена. Пакет MONOPOLY: VALID.» Если объекты уже установлены, этот шаг пропустить.</w:t>
+      </w:r>
+    </w:p>
+    <w:p>
+      <w:pPr>
+        <w:ind w:left="283" w:hanging="283"/>
+      </w:pPr>
+      <w:r>
+        <w:t xml:space="preserve">• На обоих компьютерах запустить «2_Запустить_игру.bat» и дождаться открытия окна входа.</w:t>
       </w:r>
     </w:p>
     <w:p>
@@ -1215,7 +1239,7 @@
                 <w:b/>
                 <w:sz w:val="24"/>
               </w:rPr>
-              <w:t>Действия проверяющего в интерфейсе</w:t>
+              <w:t xml:space="preserve">Действия проверяющего</w:t>
             </w:r>
           </w:p>
         </w:tc>
@@ -1292,7 +1316,7 @@
                 <w:b w:val="0"/>
                 <w:sz w:val="24"/>
               </w:rPr>
-              <w:t>Первая установка</w:t>
+              <w:t xml:space="preserve">Первая установка</w:t>
             </w:r>
           </w:p>
         </w:tc>
@@ -1310,7 +1334,7 @@
                 <w:b w:val="0"/>
                 <w:sz w:val="24"/>
               </w:rPr>
-              <w:t>В свободной схеме запустить батник № 1; ввести параметры Oracle.</w:t>
+              <w:t xml:space="preserve">Выполнить подготовку и установку по п. 4.1 в схеме без объектов игры. Запустить батник № 2.</w:t>
             </w:r>
           </w:p>
         </w:tc>
@@ -1328,7 +1352,7 @@
                 <w:b w:val="0"/>
                 <w:sz w:val="24"/>
               </w:rPr>
-              <w:t>Созданы объекты игры; пакет MONOPOLY работоспособен; открыто окно входа и создан файл подключения.</w:t>
+              <w:t xml:space="preserve">Получено сообщение «Схема установлена. Пакет MONOPOLY: VALID.»; открыто окно входа.</w:t>
             </w:r>
           </w:p>
         </w:tc>
@@ -1386,7 +1410,7 @@
                 <w:b w:val="0"/>
                 <w:sz w:val="24"/>
               </w:rPr>
-              <w:t>Второй клиент</w:t>
+              <w:t xml:space="preserve">Второй клиент</w:t>
             </w:r>
           </w:p>
         </w:tc>
@@ -1404,7 +1428,7 @@
                 <w:b w:val="0"/>
                 <w:sz w:val="24"/>
               </w:rPr>
-              <w:t>Полученный файл подключения положить рядом с батником № 2 и запустить его.</w:t>
+              <w:t xml:space="preserve">Подготовить окружение батником № 1, заполнить .env для общей схемы; запустить батник № 2 без установки базы.</w:t>
             </w:r>
           </w:p>
         </w:tc>
@@ -1422,7 +1446,7 @@
                 <w:b w:val="0"/>
                 <w:sz w:val="24"/>
               </w:rPr>
-              <w:t>Открыто окно входа; клиент использует ту же схему; повторной установки таблиц нет.</w:t>
+              <w:t xml:space="preserve">Открыто окно входа; после входа видна комната первого участника.</w:t>
             </w:r>
           </w:p>
         </w:tc>
@@ -1480,7 +1504,7 @@
                 <w:b w:val="0"/>
                 <w:sz w:val="24"/>
               </w:rPr>
-              <w:t>Повторный запуск</w:t>
+              <w:t xml:space="preserve">Повторный запуск</w:t>
             </w:r>
           </w:p>
         </w:tc>
@@ -1498,7 +1522,7 @@
                 <w:b w:val="0"/>
                 <w:sz w:val="24"/>
               </w:rPr>
-              <w:t>После регистрации и создания комнаты закрыть приложение; запустить прежний батник снова.</w:t>
+              <w:t xml:space="preserve">После регистрации и создания комнаты закрыть игру, запустить батник № 2 и войти прежним аккаунтом.</w:t>
             </w:r>
           </w:p>
         </w:tc>
@@ -1516,7 +1540,7 @@
                 <w:b w:val="0"/>
                 <w:sz w:val="24"/>
               </w:rPr>
-              <w:t>Установка схемы пропущена; аккаунты и сохранённые данные не удалены.</w:t>
+              <w:t xml:space="preserve">Аккаунт и данные комнаты сохранены; установка объектов базы не выполняется.</w:t>
             </w:r>
           </w:p>
         </w:tc>
@@ -1574,7 +1598,7 @@
                 <w:b w:val="0"/>
                 <w:sz w:val="24"/>
               </w:rPr>
-              <w:t>Нет файла у второго</w:t>
+              <w:t xml:space="preserve">Шаблонные параметры</w:t>
             </w:r>
           </w:p>
         </w:tc>
@@ -1592,7 +1616,7 @@
                 <w:b w:val="0"/>
                 <w:sz w:val="24"/>
               </w:rPr>
-              <w:t>В отдельной копии без файлов подключения запустить батник № 2.</w:t>
+              <w:t xml:space="preserve">В отдельной копии с готовым окружением оставить шаблонные параметры Oracle в .env и запустить батник № 2.</w:t>
             </w:r>
           </w:p>
         </w:tc>
@@ -1610,7 +1634,7 @@
                 <w:b w:val="0"/>
                 <w:sz w:val="24"/>
               </w:rPr>
-              <w:t>Выведена инструкция получить файл у первого участника; объекты не создаются.</w:t>
+              <w:t xml:space="preserve">Показана ошибка подключения; работа с комнатами недоступна.</w:t>
             </w:r>
           </w:p>
         </w:tc>
@@ -1668,7 +1692,7 @@
                 <w:b w:val="0"/>
                 <w:sz w:val="24"/>
               </w:rPr>
-              <w:t>Неверное подключение</w:t>
+              <w:t xml:space="preserve">Неверное подключение</w:t>
             </w:r>
           </w:p>
         </w:tc>
@@ -1686,7 +1710,7 @@
                 <w:b w:val="0"/>
                 <w:sz w:val="24"/>
               </w:rPr>
-              <w:t>В отдельной копии выполнить первичную настройку с неверным паролем Oracle.</w:t>
+              <w:t xml:space="preserve">В отдельной копии с готовым окружением указать в .env рабочие логин и DSN, но неверный пароль Oracle. Запустить батник № 2.</w:t>
             </w:r>
           </w:p>
         </w:tc>
@@ -1704,7 +1728,7 @@
                 <w:b w:val="0"/>
                 <w:sz w:val="24"/>
               </w:rPr>
-              <w:t>Показана ошибка подключения; игровое окно не выдаётся за успешно подключённое.</w:t>
+              <w:t xml:space="preserve">Показана ошибка подключения; доступ к игре не предоставлен.</w:t>
             </w:r>
           </w:p>
         </w:tc>
@@ -8528,7 +8552,7 @@
                 <w:b/>
                 <w:sz w:val="24"/>
               </w:rPr>
-              <w:t>Действия проверяющего в интерфейсе</w:t>
+              <w:t xml:space="preserve">Действия проверяющего</w:t>
             </w:r>
           </w:p>
         </w:tc>
@@ -8981,7 +9005,7 @@
                 <w:b w:val="0"/>
                 <w:sz w:val="24"/>
               </w:rPr>
-              <w:t>Неполная схема</w:t>
+              <w:t xml:space="preserve">Повторная установка</w:t>
             </w:r>
           </w:p>
         </w:tc>
@@ -8999,7 +9023,7 @@
                 <w:b w:val="0"/>
                 <w:sz w:val="24"/>
               </w:rPr>
-              <w:t>Если установка прервалась либо обнаружен конфликт объектов, повторно запустить первый батник.</w:t>
+              <w:t xml:space="preserve">При закрытых клиентах повторить команду установки из п. 4.1 в отдельной тестовой схеме с уже установленными объектами игры.</w:t>
             </w:r>
           </w:p>
         </w:tc>
@@ -9017,7 +9041,7 @@
                 <w:b w:val="0"/>
                 <w:sz w:val="24"/>
               </w:rPr>
-              <w:t>Показана диагностика; существующие таблицы автоматически не удаляются. Если ситуации не было — отметить «не выполнено».</w:t>
+              <w:t xml:space="preserve">Установка завершается ошибкой на существующем объекте с указанием SQL-файла и проблемной команды. Существующие таблицы автоматически не удаляются.</w:t>
             </w:r>
           </w:p>
         </w:tc>
@@ -9075,7 +9099,7 @@
         <w:ind w:left="283" w:hanging="283"/>
       </w:pPr>
       <w:r>
-        <w:t>• Оба участника запускают игру своими батниками и работают с одной схемой Oracle без ручного выполнения SQL.</w:t>
+        <w:t xml:space="preserve">• После подготовки окружения и однократной установки объектов игры оба участника запускают приложение батником «2_Запустить_игру.bat» и работают с одной схемой Oracle. Параметры подключения задаются в .env; игровые проверки выполняются через графический интерфейс без ручного выполнения SQL.</w:t>
       </w:r>
     </w:p>
     <w:p>
